--- a/evaluation/publication_results/manuscript_package_20260719/tirs_final_submission_package_20260720/submission_upload_files_20260720/Table_3_Representative_answer_outcomes.docx
+++ b/evaluation/publication_results/manuscript_package_20260719/tirs_final_submission_package_20260720/submission_upload_files_20260720/Table_3_Representative_answer_outcomes.docx
@@ -8,11 +8,11 @@
       </w:pPr>
       <w:r>
         <w:rPr>
-          <w:rFonts w:ascii="Arial" w:hAnsi="Arial" w:eastAsia="Arial"/>
+          <w:rFonts w:ascii="Times New Roman" w:hAnsi="Times New Roman" w:eastAsia="Times New Roman" w:cs="Times New Roman"/>
           <w:b w:val="0"/>
           <w:i w:val="0"/>
           <w:color w:val="000000"/>
-          <w:sz w:val="22"/>
+          <w:sz w:val="24"/>
         </w:rPr>
         <w:t>Table 3. Representative answer outcomes.</w:t>
       </w:r>
@@ -51,11 +51,11 @@
             </w:pPr>
             <w:r>
               <w:rPr>
-                <w:rFonts w:ascii="Arial" w:hAnsi="Arial" w:eastAsia="Arial"/>
+                <w:rFonts w:ascii="Times New Roman" w:hAnsi="Times New Roman" w:eastAsia="Times New Roman" w:cs="Times New Roman"/>
                 <w:b/>
                 <w:i w:val="0"/>
                 <w:color w:val="000000"/>
-                <w:sz w:val="18"/>
+                <w:sz w:val="24"/>
               </w:rPr>
               <w:t>Outcome</w:t>
             </w:r>
@@ -78,11 +78,11 @@
             </w:pPr>
             <w:r>
               <w:rPr>
-                <w:rFonts w:ascii="Arial" w:hAnsi="Arial" w:eastAsia="Arial"/>
+                <w:rFonts w:ascii="Times New Roman" w:hAnsi="Times New Roman" w:eastAsia="Times New Roman" w:cs="Times New Roman"/>
                 <w:b/>
                 <w:i w:val="0"/>
                 <w:color w:val="000000"/>
-                <w:sz w:val="18"/>
+                <w:sz w:val="24"/>
               </w:rPr>
               <w:t>Example question</w:t>
             </w:r>
@@ -105,11 +105,11 @@
             </w:pPr>
             <w:r>
               <w:rPr>
-                <w:rFonts w:ascii="Arial" w:hAnsi="Arial" w:eastAsia="Arial"/>
+                <w:rFonts w:ascii="Times New Roman" w:hAnsi="Times New Roman" w:eastAsia="Times New Roman" w:cs="Times New Roman"/>
                 <w:b/>
                 <w:i w:val="0"/>
                 <w:color w:val="000000"/>
-                <w:sz w:val="18"/>
+                <w:sz w:val="24"/>
               </w:rPr>
               <w:t>What the result showed</w:t>
             </w:r>
@@ -137,11 +137,11 @@
             </w:pPr>
             <w:r>
               <w:rPr>
-                <w:rFonts w:ascii="Arial" w:hAnsi="Arial" w:eastAsia="Arial"/>
+                <w:rFonts w:ascii="Times New Roman" w:hAnsi="Times New Roman" w:eastAsia="Times New Roman" w:cs="Times New Roman"/>
                 <w:b w:val="0"/>
                 <w:i w:val="0"/>
                 <w:color w:val="000000"/>
-                <w:sz w:val="18"/>
+                <w:sz w:val="24"/>
               </w:rPr>
               <w:t>Correct direct answer</w:t>
             </w:r>
@@ -164,11 +164,11 @@
             </w:pPr>
             <w:r>
               <w:rPr>
-                <w:rFonts w:ascii="Arial" w:hAnsi="Arial" w:eastAsia="Arial"/>
+                <w:rFonts w:ascii="Times New Roman" w:hAnsi="Times New Roman" w:eastAsia="Times New Roman" w:cs="Times New Roman"/>
                 <w:b w:val="0"/>
                 <w:i w:val="0"/>
                 <w:color w:val="000000"/>
-                <w:sz w:val="18"/>
+                <w:sz w:val="24"/>
               </w:rPr>
               <w:t>Which minimum information makes a notification valid and reportable?</w:t>
             </w:r>
@@ -191,11 +191,11 @@
             </w:pPr>
             <w:r>
               <w:rPr>
-                <w:rFonts w:ascii="Arial" w:hAnsi="Arial" w:eastAsia="Arial"/>
+                <w:rFonts w:ascii="Times New Roman" w:hAnsi="Times New Roman" w:eastAsia="Times New Roman" w:cs="Times New Roman"/>
                 <w:b w:val="0"/>
                 <w:i w:val="0"/>
                 <w:color w:val="000000"/>
-                <w:sz w:val="18"/>
+                <w:sz w:val="24"/>
               </w:rPr>
               <w:t>The system retrieved RDC 406/2020, Art. 32 and gave the main required elements.</w:t>
             </w:r>
@@ -223,11 +223,11 @@
             </w:pPr>
             <w:r>
               <w:rPr>
-                <w:rFonts w:ascii="Arial" w:hAnsi="Arial" w:eastAsia="Arial"/>
+                <w:rFonts w:ascii="Times New Roman" w:hAnsi="Times New Roman" w:eastAsia="Times New Roman" w:cs="Times New Roman"/>
                 <w:b w:val="0"/>
                 <w:i w:val="0"/>
                 <w:color w:val="000000"/>
-                <w:sz w:val="18"/>
+                <w:sz w:val="24"/>
               </w:rPr>
               <w:t>Correct false-premise handling</w:t>
             </w:r>
@@ -250,11 +250,11 @@
             </w:pPr>
             <w:r>
               <w:rPr>
-                <w:rFonts w:ascii="Arial" w:hAnsi="Arial" w:eastAsia="Arial"/>
+                <w:rFonts w:ascii="Times New Roman" w:hAnsi="Times New Roman" w:eastAsia="Times New Roman" w:cs="Times New Roman"/>
                 <w:b w:val="0"/>
                 <w:i w:val="0"/>
                 <w:color w:val="000000"/>
-                <w:sz w:val="18"/>
+                <w:sz w:val="24"/>
               </w:rPr>
               <w:t>Is a notification valid without patient identification if the suspected medicine is named?</w:t>
             </w:r>
@@ -277,11 +277,11 @@
             </w:pPr>
             <w:r>
               <w:rPr>
-                <w:rFonts w:ascii="Arial" w:hAnsi="Arial" w:eastAsia="Arial"/>
+                <w:rFonts w:ascii="Times New Roman" w:hAnsi="Times New Roman" w:eastAsia="Times New Roman" w:cs="Times New Roman"/>
                 <w:b w:val="0"/>
                 <w:i w:val="0"/>
                 <w:color w:val="000000"/>
-                <w:sz w:val="18"/>
+                <w:sz w:val="24"/>
               </w:rPr>
               <w:t>The system rejected the premise and cited RDC 406/2020, Art. 32.</w:t>
             </w:r>
@@ -309,11 +309,11 @@
             </w:pPr>
             <w:r>
               <w:rPr>
-                <w:rFonts w:ascii="Arial" w:hAnsi="Arial" w:eastAsia="Arial"/>
+                <w:rFonts w:ascii="Times New Roman" w:hAnsi="Times New Roman" w:eastAsia="Times New Roman" w:cs="Times New Roman"/>
                 <w:b w:val="0"/>
                 <w:i w:val="0"/>
                 <w:color w:val="000000"/>
-                <w:sz w:val="18"/>
+                <w:sz w:val="24"/>
               </w:rPr>
               <w:t>Correct refusal</w:t>
             </w:r>
@@ -336,11 +336,11 @@
             </w:pPr>
             <w:r>
               <w:rPr>
-                <w:rFonts w:ascii="Arial" w:hAnsi="Arial" w:eastAsia="Arial"/>
+                <w:rFonts w:ascii="Times New Roman" w:hAnsi="Times New Roman" w:eastAsia="Times New Roman" w:cs="Times New Roman"/>
                 <w:b w:val="0"/>
                 <w:i w:val="0"/>
                 <w:color w:val="000000"/>
-                <w:sz w:val="18"/>
+                <w:sz w:val="24"/>
               </w:rPr>
               <w:t>What is the current MedDRA version required today?</w:t>
             </w:r>
@@ -363,11 +363,11 @@
             </w:pPr>
             <w:r>
               <w:rPr>
-                <w:rFonts w:ascii="Arial" w:hAnsi="Arial" w:eastAsia="Arial"/>
+                <w:rFonts w:ascii="Times New Roman" w:hAnsi="Times New Roman" w:eastAsia="Times New Roman" w:cs="Times New Roman"/>
                 <w:b w:val="0"/>
                 <w:i w:val="0"/>
                 <w:color w:val="000000"/>
-                <w:sz w:val="18"/>
+                <w:sz w:val="24"/>
               </w:rPr>
               <w:t>The system refused because the current required version was outside the indexed corpus.</w:t>
             </w:r>
@@ -395,11 +395,11 @@
             </w:pPr>
             <w:r>
               <w:rPr>
-                <w:rFonts w:ascii="Arial" w:hAnsi="Arial" w:eastAsia="Arial"/>
+                <w:rFonts w:ascii="Times New Roman" w:hAnsi="Times New Roman" w:eastAsia="Times New Roman" w:cs="Times New Roman"/>
                 <w:b w:val="0"/>
                 <w:i w:val="0"/>
                 <w:color w:val="000000"/>
-                <w:sz w:val="18"/>
+                <w:sz w:val="24"/>
               </w:rPr>
               <w:t>Incomplete answer</w:t>
             </w:r>
@@ -422,11 +422,11 @@
             </w:pPr>
             <w:r>
               <w:rPr>
-                <w:rFonts w:ascii="Arial" w:hAnsi="Arial" w:eastAsia="Arial"/>
+                <w:rFonts w:ascii="Times New Roman" w:hAnsi="Times New Roman" w:eastAsia="Times New Roman" w:cs="Times New Roman"/>
                 <w:b w:val="0"/>
                 <w:i w:val="0"/>
                 <w:color w:val="000000"/>
-                <w:sz w:val="18"/>
+                <w:sz w:val="24"/>
               </w:rPr>
               <w:t>What information must appear for non-printed instructions for use?</w:t>
             </w:r>
@@ -449,11 +449,11 @@
             </w:pPr>
             <w:r>
               <w:rPr>
-                <w:rFonts w:ascii="Arial" w:hAnsi="Arial" w:eastAsia="Arial"/>
+                <w:rFonts w:ascii="Times New Roman" w:hAnsi="Times New Roman" w:eastAsia="Times New Roman" w:cs="Times New Roman"/>
                 <w:b w:val="0"/>
                 <w:i w:val="0"/>
                 <w:color w:val="000000"/>
-                <w:sz w:val="18"/>
+                <w:sz w:val="24"/>
               </w:rPr>
               <w:t>The system retrieved RDC 751/2022, Art. 51 but omitted that instructions must remain available while the product is on the market.</w:t>
             </w:r>
@@ -481,11 +481,11 @@
             </w:pPr>
             <w:r>
               <w:rPr>
-                <w:rFonts w:ascii="Arial" w:hAnsi="Arial" w:eastAsia="Arial"/>
+                <w:rFonts w:ascii="Times New Roman" w:hAnsi="Times New Roman" w:eastAsia="Times New Roman" w:cs="Times New Roman"/>
                 <w:b w:val="0"/>
                 <w:i w:val="0"/>
                 <w:color w:val="000000"/>
-                <w:sz w:val="18"/>
+                <w:sz w:val="24"/>
               </w:rPr>
               <w:t>False refusal</w:t>
             </w:r>
@@ -508,11 +508,11 @@
             </w:pPr>
             <w:r>
               <w:rPr>
-                <w:rFonts w:ascii="Arial" w:hAnsi="Arial" w:eastAsia="Arial"/>
+                <w:rFonts w:ascii="Times New Roman" w:hAnsi="Times New Roman" w:eastAsia="Times New Roman" w:cs="Times New Roman"/>
                 <w:b w:val="0"/>
                 <w:i w:val="0"/>
                 <w:color w:val="000000"/>
-                <w:sz w:val="18"/>
+                <w:sz w:val="24"/>
               </w:rPr>
               <w:t>Under RDC 945/2024, until when must DSURs be sent to Anvisa and what is the annual reference date?</w:t>
             </w:r>
@@ -535,11 +535,11 @@
             </w:pPr>
             <w:r>
               <w:rPr>
-                <w:rFonts w:ascii="Arial" w:hAnsi="Arial" w:eastAsia="Arial"/>
+                <w:rFonts w:ascii="Times New Roman" w:hAnsi="Times New Roman" w:eastAsia="Times New Roman" w:cs="Times New Roman"/>
                 <w:b w:val="0"/>
                 <w:i w:val="0"/>
                 <w:color w:val="000000"/>
-                <w:sz w:val="18"/>
+                <w:sz w:val="24"/>
               </w:rPr>
               <w:t>One English external-test answer refused although the indexed corpus contained the answer.</w:t>
             </w:r>
@@ -567,11 +567,11 @@
             </w:pPr>
             <w:r>
               <w:rPr>
-                <w:rFonts w:ascii="Arial" w:hAnsi="Arial" w:eastAsia="Arial"/>
+                <w:rFonts w:ascii="Times New Roman" w:hAnsi="Times New Roman" w:eastAsia="Times New Roman" w:cs="Times New Roman"/>
                 <w:b w:val="0"/>
                 <w:i w:val="0"/>
                 <w:color w:val="000000"/>
-                <w:sz w:val="18"/>
+                <w:sz w:val="24"/>
               </w:rPr>
               <w:t>Refusal failure before calibration</w:t>
             </w:r>
@@ -594,11 +594,11 @@
             </w:pPr>
             <w:r>
               <w:rPr>
-                <w:rFonts w:ascii="Arial" w:hAnsi="Arial" w:eastAsia="Arial"/>
+                <w:rFonts w:ascii="Times New Roman" w:hAnsi="Times New Roman" w:eastAsia="Times New Roman" w:cs="Times New Roman"/>
                 <w:b w:val="0"/>
                 <w:i w:val="0"/>
                 <w:color w:val="000000"/>
-                <w:sz w:val="18"/>
+                <w:sz w:val="24"/>
               </w:rPr>
               <w:t>What is the current electronic form model for notifying SUSARs to Anvisa?</w:t>
             </w:r>
@@ -621,11 +621,11 @@
             </w:pPr>
             <w:r>
               <w:rPr>
-                <w:rFonts w:ascii="Arial" w:hAnsi="Arial" w:eastAsia="Arial"/>
+                <w:rFonts w:ascii="Times New Roman" w:hAnsi="Times New Roman" w:eastAsia="Times New Roman" w:cs="Times New Roman"/>
                 <w:b w:val="0"/>
                 <w:i w:val="0"/>
                 <w:color w:val="000000"/>
-                <w:sz w:val="18"/>
+                <w:sz w:val="24"/>
               </w:rPr>
               <w:t>The earlier system answered from a related notification rule although the exact current form model was absent.</w:t>
             </w:r>
@@ -635,6 +635,8 @@
     </w:tbl>
     <w:p/>
     <w:sectPr>
+      <w:headerReference w:type="default" r:id="rId9"/>
+      <w:footerReference w:type="default" r:id="rId10"/>
       <w:pgSz w:w="12240" w:h="15840"/>
       <w:pgMar w:top="1440" w:right="1440" w:bottom="1440" w:left="1440" w:header="720" w:footer="720" w:gutter="0"/>
       <w:cols w:space="720"/>
@@ -642,6 +644,26 @@
     </w:sectPr>
   </w:body>
 </w:document>
+</file>
+
+<file path=word/footer1.xml><?xml version="1.0" encoding="utf-8"?>
+<w:ftr xmlns:m="http://schemas.openxmlformats.org/officeDocument/2006/math" xmlns:mc="http://schemas.openxmlformats.org/markup-compatibility/2006" xmlns:mo="http://schemas.microsoft.com/office/mac/office/2008/main" xmlns:mv="urn:schemas-microsoft-com:mac:vml" xmlns:o="urn:schemas-microsoft-com:office:office" xmlns:r="http://schemas.openxmlformats.org/officeDocument/2006/relationships" xmlns:v="urn:schemas-microsoft-com:vml" xmlns:w10="urn:schemas-microsoft-com:office:word" xmlns:w14="http://schemas.microsoft.com/office/word/2010/wordml" xmlns:w="http://schemas.openxmlformats.org/wordprocessingml/2006/main" xmlns:wne="http://schemas.microsoft.com/office/word/2006/wordml" xmlns:wp14="http://schemas.microsoft.com/office/word/2010/wordprocessingDrawing" xmlns:wp="http://schemas.openxmlformats.org/drawingml/2006/wordprocessingDrawing" xmlns:wpc="http://schemas.microsoft.com/office/word/2010/wordprocessingCanvas" xmlns:wpg="http://schemas.microsoft.com/office/word/2010/wordprocessingGroup" xmlns:wpi="http://schemas.microsoft.com/office/word/2010/wordprocessingInk" xmlns:wps="http://schemas.microsoft.com/office/word/2010/wordprocessingShape" mc:Ignorable="w14 wp14">
+  <w:p>
+    <w:pPr>
+      <w:pStyle w:val="Footer"/>
+    </w:pPr>
+  </w:p>
+</w:ftr>
+</file>
+
+<file path=word/header1.xml><?xml version="1.0" encoding="utf-8"?>
+<w:hdr xmlns:m="http://schemas.openxmlformats.org/officeDocument/2006/math" xmlns:mc="http://schemas.openxmlformats.org/markup-compatibility/2006" xmlns:mo="http://schemas.microsoft.com/office/mac/office/2008/main" xmlns:mv="urn:schemas-microsoft-com:mac:vml" xmlns:o="urn:schemas-microsoft-com:office:office" xmlns:r="http://schemas.openxmlformats.org/officeDocument/2006/relationships" xmlns:v="urn:schemas-microsoft-com:vml" xmlns:w10="urn:schemas-microsoft-com:office:word" xmlns:w14="http://schemas.microsoft.com/office/word/2010/wordml" xmlns:w="http://schemas.openxmlformats.org/wordprocessingml/2006/main" xmlns:wne="http://schemas.microsoft.com/office/word/2006/wordml" xmlns:wp14="http://schemas.microsoft.com/office/word/2010/wordprocessingDrawing" xmlns:wp="http://schemas.openxmlformats.org/drawingml/2006/wordprocessingDrawing" xmlns:wpc="http://schemas.microsoft.com/office/word/2010/wordprocessingCanvas" xmlns:wpg="http://schemas.microsoft.com/office/word/2010/wordprocessingGroup" xmlns:wpi="http://schemas.microsoft.com/office/word/2010/wordprocessingInk" xmlns:wps="http://schemas.microsoft.com/office/word/2010/wordprocessingShape" mc:Ignorable="w14 wp14">
+  <w:p>
+    <w:pPr>
+      <w:pStyle w:val="Header"/>
+    </w:pPr>
+  </w:p>
+</w:hdr>
 </file>
 
 <file path=word/numbering.xml><?xml version="1.0" encoding="utf-8"?>
@@ -1008,9 +1030,9 @@
     <w:qFormat/>
     <w:rsid w:val="00FC693F"/>
     <w:rPr>
-      <w:rFonts w:ascii="Arial" w:hAnsi="Arial" w:eastAsia="Arial"/>
+      <w:rFonts w:ascii="Times New Roman" w:hAnsi="Times New Roman" w:eastAsia="Times New Roman" w:cs="Times New Roman"/>
       <w:color w:val="000000"/>
-      <w:sz w:val="22"/>
+      <w:sz w:val="24"/>
     </w:rPr>
   </w:style>
   <w:style w:type="paragraph" w:styleId="Header">
@@ -1027,6 +1049,11 @@
       </w:tabs>
       <w:spacing w:after="0" w:line="240" w:lineRule="auto"/>
     </w:pPr>
+    <w:rPr>
+      <w:rFonts w:ascii="Times New Roman" w:hAnsi="Times New Roman" w:eastAsia="Times New Roman" w:cs="Times New Roman"/>
+      <w:color w:val="000000"/>
+      <w:sz w:val="24"/>
+    </w:rPr>
   </w:style>
   <w:style w:type="character" w:customStyle="1" w:styleId="HeaderChar">
     <w:name w:val="Header Char"/>
@@ -1034,6 +1061,11 @@
     <w:link w:val="Header"/>
     <w:uiPriority w:val="99"/>
     <w:rsid w:val="00E618BF"/>
+    <w:rPr>
+      <w:rFonts w:ascii="Times New Roman" w:hAnsi="Times New Roman" w:eastAsia="Times New Roman" w:cs="Times New Roman"/>
+      <w:color w:val="000000"/>
+      <w:sz w:val="24"/>
+    </w:rPr>
   </w:style>
   <w:style w:type="paragraph" w:styleId="Footer">
     <w:name w:val="footer"/>
@@ -1049,6 +1081,11 @@
       </w:tabs>
       <w:spacing w:after="0" w:line="240" w:lineRule="auto"/>
     </w:pPr>
+    <w:rPr>
+      <w:rFonts w:ascii="Times New Roman" w:hAnsi="Times New Roman" w:eastAsia="Times New Roman" w:cs="Times New Roman"/>
+      <w:color w:val="000000"/>
+      <w:sz w:val="24"/>
+    </w:rPr>
   </w:style>
   <w:style w:type="character" w:customStyle="1" w:styleId="FooterChar">
     <w:name w:val="Footer Char"/>
@@ -1056,6 +1093,11 @@
     <w:link w:val="Footer"/>
     <w:uiPriority w:val="99"/>
     <w:rsid w:val="00E618BF"/>
+    <w:rPr>
+      <w:rFonts w:ascii="Times New Roman" w:hAnsi="Times New Roman" w:eastAsia="Times New Roman" w:cs="Times New Roman"/>
+      <w:color w:val="000000"/>
+      <w:sz w:val="24"/>
+    </w:rPr>
   </w:style>
   <w:style w:type="paragraph" w:styleId="Heading1">
     <w:name w:val="heading 1"/>
@@ -1072,11 +1114,11 @@
       <w:outlineLvl w:val="0"/>
     </w:pPr>
     <w:rPr>
-      <w:rFonts w:asciiTheme="majorHAnsi" w:eastAsiaTheme="majorEastAsia" w:hAnsiTheme="majorHAnsi" w:cstheme="majorBidi" w:ascii="Arial" w:hAnsi="Arial" w:eastAsia="Arial"/>
+      <w:rFonts w:asciiTheme="majorHAnsi" w:eastAsiaTheme="majorEastAsia" w:hAnsiTheme="majorHAnsi" w:cstheme="majorBidi" w:ascii="Times New Roman" w:hAnsi="Times New Roman" w:eastAsia="Times New Roman" w:cs="Times New Roman"/>
       <w:b w:val="0"/>
       <w:bCs/>
       <w:color w:val="000000"/>
-      <w:sz w:val="36"/>
+      <w:sz w:val="24"/>
       <w:szCs w:val="28"/>
     </w:rPr>
   </w:style>
@@ -1096,11 +1138,11 @@
       <w:outlineLvl w:val="1"/>
     </w:pPr>
     <w:rPr>
-      <w:rFonts w:asciiTheme="majorHAnsi" w:eastAsiaTheme="majorEastAsia" w:hAnsiTheme="majorHAnsi" w:cstheme="majorBidi" w:ascii="Arial" w:hAnsi="Arial" w:eastAsia="Arial"/>
+      <w:rFonts w:asciiTheme="majorHAnsi" w:eastAsiaTheme="majorEastAsia" w:hAnsiTheme="majorHAnsi" w:cstheme="majorBidi" w:ascii="Times New Roman" w:hAnsi="Times New Roman" w:eastAsia="Times New Roman" w:cs="Times New Roman"/>
       <w:b w:val="0"/>
       <w:bCs/>
       <w:color w:val="000000"/>
-      <w:sz w:val="28"/>
+      <w:sz w:val="24"/>
       <w:szCs w:val="26"/>
     </w:rPr>
   </w:style>
@@ -1120,7 +1162,7 @@
       <w:outlineLvl w:val="2"/>
     </w:pPr>
     <w:rPr>
-      <w:rFonts w:asciiTheme="majorHAnsi" w:eastAsiaTheme="majorEastAsia" w:hAnsiTheme="majorHAnsi" w:cstheme="majorBidi" w:ascii="Arial" w:hAnsi="Arial" w:eastAsia="Arial"/>
+      <w:rFonts w:asciiTheme="majorHAnsi" w:eastAsiaTheme="majorEastAsia" w:hAnsiTheme="majorHAnsi" w:cstheme="majorBidi" w:ascii="Times New Roman" w:hAnsi="Times New Roman" w:eastAsia="Times New Roman" w:cs="Times New Roman"/>
       <w:b w:val="0"/>
       <w:bCs/>
       <w:color w:val="000000"/>
@@ -1144,12 +1186,13 @@
       <w:outlineLvl w:val="3"/>
     </w:pPr>
     <w:rPr>
-      <w:rFonts w:asciiTheme="majorHAnsi" w:eastAsiaTheme="majorEastAsia" w:hAnsiTheme="majorHAnsi" w:cstheme="majorBidi"/>
+      <w:rFonts w:asciiTheme="majorHAnsi" w:eastAsiaTheme="majorEastAsia" w:hAnsiTheme="majorHAnsi" w:cstheme="majorBidi" w:ascii="Times New Roman" w:hAnsi="Times New Roman" w:eastAsia="Times New Roman" w:cs="Times New Roman"/>
       <w:b/>
       <w:bCs/>
       <w:i/>
       <w:iCs/>
-      <w:color w:val="4F81BD" w:themeColor="accent1"/>
+      <w:color w:val="000000"/>
+      <w:sz w:val="24"/>
     </w:rPr>
   </w:style>
   <w:style w:type="paragraph" w:styleId="Heading5">
@@ -1169,8 +1212,9 @@
       <w:outlineLvl w:val="4"/>
     </w:pPr>
     <w:rPr>
-      <w:rFonts w:asciiTheme="majorHAnsi" w:eastAsiaTheme="majorEastAsia" w:hAnsiTheme="majorHAnsi" w:cstheme="majorBidi"/>
-      <w:color w:val="243F60" w:themeColor="accent1" w:themeShade="7F"/>
+      <w:rFonts w:asciiTheme="majorHAnsi" w:eastAsiaTheme="majorEastAsia" w:hAnsiTheme="majorHAnsi" w:cstheme="majorBidi" w:ascii="Times New Roman" w:hAnsi="Times New Roman" w:eastAsia="Times New Roman" w:cs="Times New Roman"/>
+      <w:color w:val="000000"/>
+      <w:sz w:val="24"/>
     </w:rPr>
   </w:style>
   <w:style w:type="paragraph" w:styleId="Heading6">
@@ -1190,10 +1234,11 @@
       <w:outlineLvl w:val="5"/>
     </w:pPr>
     <w:rPr>
-      <w:rFonts w:asciiTheme="majorHAnsi" w:eastAsiaTheme="majorEastAsia" w:hAnsiTheme="majorHAnsi" w:cstheme="majorBidi"/>
+      <w:rFonts w:asciiTheme="majorHAnsi" w:eastAsiaTheme="majorEastAsia" w:hAnsiTheme="majorHAnsi" w:cstheme="majorBidi" w:ascii="Times New Roman" w:hAnsi="Times New Roman" w:eastAsia="Times New Roman" w:cs="Times New Roman"/>
       <w:i/>
       <w:iCs/>
-      <w:color w:val="243F60" w:themeColor="accent1" w:themeShade="7F"/>
+      <w:color w:val="000000"/>
+      <w:sz w:val="24"/>
     </w:rPr>
   </w:style>
   <w:style w:type="paragraph" w:styleId="Heading7">
@@ -1213,10 +1258,11 @@
       <w:outlineLvl w:val="6"/>
     </w:pPr>
     <w:rPr>
-      <w:rFonts w:asciiTheme="majorHAnsi" w:eastAsiaTheme="majorEastAsia" w:hAnsiTheme="majorHAnsi" w:cstheme="majorBidi"/>
+      <w:rFonts w:asciiTheme="majorHAnsi" w:eastAsiaTheme="majorEastAsia" w:hAnsiTheme="majorHAnsi" w:cstheme="majorBidi" w:ascii="Times New Roman" w:hAnsi="Times New Roman" w:eastAsia="Times New Roman" w:cs="Times New Roman"/>
       <w:i/>
       <w:iCs/>
-      <w:color w:val="404040" w:themeColor="text1" w:themeTint="BF"/>
+      <w:color w:val="000000"/>
+      <w:sz w:val="24"/>
     </w:rPr>
   </w:style>
   <w:style w:type="paragraph" w:styleId="Heading8">
@@ -1236,9 +1282,9 @@
       <w:outlineLvl w:val="7"/>
     </w:pPr>
     <w:rPr>
-      <w:rFonts w:asciiTheme="majorHAnsi" w:eastAsiaTheme="majorEastAsia" w:hAnsiTheme="majorHAnsi" w:cstheme="majorBidi"/>
-      <w:color w:val="4F81BD" w:themeColor="accent1"/>
-      <w:sz w:val="20"/>
+      <w:rFonts w:asciiTheme="majorHAnsi" w:eastAsiaTheme="majorEastAsia" w:hAnsiTheme="majorHAnsi" w:cstheme="majorBidi" w:ascii="Times New Roman" w:hAnsi="Times New Roman" w:eastAsia="Times New Roman" w:cs="Times New Roman"/>
+      <w:color w:val="000000"/>
+      <w:sz w:val="24"/>
       <w:szCs w:val="20"/>
     </w:rPr>
   </w:style>
@@ -1259,11 +1305,11 @@
       <w:outlineLvl w:val="8"/>
     </w:pPr>
     <w:rPr>
-      <w:rFonts w:asciiTheme="majorHAnsi" w:eastAsiaTheme="majorEastAsia" w:hAnsiTheme="majorHAnsi" w:cstheme="majorBidi"/>
+      <w:rFonts w:asciiTheme="majorHAnsi" w:eastAsiaTheme="majorEastAsia" w:hAnsiTheme="majorHAnsi" w:cstheme="majorBidi" w:ascii="Times New Roman" w:hAnsi="Times New Roman" w:eastAsia="Times New Roman" w:cs="Times New Roman"/>
       <w:i/>
       <w:iCs/>
-      <w:color w:val="404040" w:themeColor="text1" w:themeTint="BF"/>
-      <w:sz w:val="20"/>
+      <w:color w:val="000000"/>
+      <w:sz w:val="24"/>
       <w:szCs w:val="20"/>
     </w:rPr>
   </w:style>
@@ -1272,6 +1318,11 @@
     <w:uiPriority w:val="1"/>
     <w:semiHidden/>
     <w:unhideWhenUsed/>
+    <w:rPr>
+      <w:rFonts w:ascii="Times New Roman" w:hAnsi="Times New Roman" w:eastAsia="Times New Roman" w:cs="Times New Roman"/>
+      <w:color w:val="000000"/>
+      <w:sz w:val="24"/>
+    </w:rPr>
   </w:style>
   <w:style w:type="table" w:default="1" w:styleId="TableNormal">
     <w:name w:val="Normal Table"/>
@@ -1302,6 +1353,11 @@
     <w:pPr>
       <w:spacing w:after="0" w:line="240" w:lineRule="auto"/>
     </w:pPr>
+    <w:rPr>
+      <w:rFonts w:ascii="Times New Roman" w:hAnsi="Times New Roman" w:eastAsia="Times New Roman" w:cs="Times New Roman"/>
+      <w:color w:val="000000"/>
+      <w:sz w:val="24"/>
+    </w:rPr>
   </w:style>
   <w:style w:type="character" w:customStyle="1" w:styleId="Heading1Char">
     <w:name w:val="Heading 1 Char"/>
@@ -1310,11 +1366,11 @@
     <w:uiPriority w:val="9"/>
     <w:rsid w:val="00FC693F"/>
     <w:rPr>
-      <w:rFonts w:asciiTheme="majorHAnsi" w:eastAsiaTheme="majorEastAsia" w:hAnsiTheme="majorHAnsi" w:cstheme="majorBidi"/>
+      <w:rFonts w:asciiTheme="majorHAnsi" w:eastAsiaTheme="majorEastAsia" w:hAnsiTheme="majorHAnsi" w:cstheme="majorBidi" w:ascii="Times New Roman" w:hAnsi="Times New Roman" w:eastAsia="Times New Roman" w:cs="Times New Roman"/>
       <w:b/>
       <w:bCs/>
-      <w:color w:val="365F91" w:themeColor="accent1" w:themeShade="BF"/>
-      <w:sz w:val="28"/>
+      <w:color w:val="000000"/>
+      <w:sz w:val="24"/>
       <w:szCs w:val="28"/>
     </w:rPr>
   </w:style>
@@ -1325,11 +1381,11 @@
     <w:uiPriority w:val="9"/>
     <w:rsid w:val="00FC693F"/>
     <w:rPr>
-      <w:rFonts w:asciiTheme="majorHAnsi" w:eastAsiaTheme="majorEastAsia" w:hAnsiTheme="majorHAnsi" w:cstheme="majorBidi"/>
+      <w:rFonts w:asciiTheme="majorHAnsi" w:eastAsiaTheme="majorEastAsia" w:hAnsiTheme="majorHAnsi" w:cstheme="majorBidi" w:ascii="Times New Roman" w:hAnsi="Times New Roman" w:eastAsia="Times New Roman" w:cs="Times New Roman"/>
       <w:b/>
       <w:bCs/>
-      <w:color w:val="4F81BD" w:themeColor="accent1"/>
-      <w:sz w:val="26"/>
+      <w:color w:val="000000"/>
+      <w:sz w:val="24"/>
       <w:szCs w:val="26"/>
     </w:rPr>
   </w:style>
@@ -1340,10 +1396,11 @@
     <w:uiPriority w:val="9"/>
     <w:rsid w:val="00FC693F"/>
     <w:rPr>
-      <w:rFonts w:asciiTheme="majorHAnsi" w:eastAsiaTheme="majorEastAsia" w:hAnsiTheme="majorHAnsi" w:cstheme="majorBidi"/>
+      <w:rFonts w:asciiTheme="majorHAnsi" w:eastAsiaTheme="majorEastAsia" w:hAnsiTheme="majorHAnsi" w:cstheme="majorBidi" w:ascii="Times New Roman" w:hAnsi="Times New Roman" w:eastAsia="Times New Roman" w:cs="Times New Roman"/>
       <w:b/>
       <w:bCs/>
-      <w:color w:val="4F81BD" w:themeColor="accent1"/>
+      <w:color w:val="000000"/>
+      <w:sz w:val="24"/>
     </w:rPr>
   </w:style>
   <w:style w:type="paragraph" w:styleId="Title">
@@ -1362,11 +1419,11 @@
       <w:contextualSpacing/>
     </w:pPr>
     <w:rPr>
-      <w:rFonts w:asciiTheme="majorHAnsi" w:eastAsiaTheme="majorEastAsia" w:hAnsiTheme="majorHAnsi" w:cstheme="majorBidi"/>
-      <w:color w:val="17365D" w:themeColor="text2" w:themeShade="BF"/>
+      <w:rFonts w:asciiTheme="majorHAnsi" w:eastAsiaTheme="majorEastAsia" w:hAnsiTheme="majorHAnsi" w:cstheme="majorBidi" w:ascii="Times New Roman" w:hAnsi="Times New Roman" w:eastAsia="Times New Roman" w:cs="Times New Roman"/>
+      <w:color w:val="000000"/>
       <w:spacing w:val="5"/>
       <w:kern w:val="28"/>
-      <w:sz w:val="52"/>
+      <w:sz w:val="24"/>
       <w:szCs w:val="52"/>
     </w:rPr>
   </w:style>
@@ -1377,11 +1434,11 @@
     <w:uiPriority w:val="10"/>
     <w:rsid w:val="00FC693F"/>
     <w:rPr>
-      <w:rFonts w:asciiTheme="majorHAnsi" w:eastAsiaTheme="majorEastAsia" w:hAnsiTheme="majorHAnsi" w:cstheme="majorBidi"/>
-      <w:color w:val="17365D" w:themeColor="text2" w:themeShade="BF"/>
+      <w:rFonts w:asciiTheme="majorHAnsi" w:eastAsiaTheme="majorEastAsia" w:hAnsiTheme="majorHAnsi" w:cstheme="majorBidi" w:ascii="Times New Roman" w:hAnsi="Times New Roman" w:eastAsia="Times New Roman" w:cs="Times New Roman"/>
+      <w:color w:val="000000"/>
       <w:spacing w:val="5"/>
       <w:kern w:val="28"/>
-      <w:sz w:val="52"/>
+      <w:sz w:val="24"/>
       <w:szCs w:val="52"/>
     </w:rPr>
   </w:style>
@@ -1399,10 +1456,10 @@
       </w:numPr>
     </w:pPr>
     <w:rPr>
-      <w:rFonts w:asciiTheme="majorHAnsi" w:eastAsiaTheme="majorEastAsia" w:hAnsiTheme="majorHAnsi" w:cstheme="majorBidi"/>
+      <w:rFonts w:asciiTheme="majorHAnsi" w:eastAsiaTheme="majorEastAsia" w:hAnsiTheme="majorHAnsi" w:cstheme="majorBidi" w:ascii="Times New Roman" w:hAnsi="Times New Roman" w:eastAsia="Times New Roman" w:cs="Times New Roman"/>
       <w:i/>
       <w:iCs/>
-      <w:color w:val="4F81BD" w:themeColor="accent1"/>
+      <w:color w:val="000000"/>
       <w:spacing w:val="15"/>
       <w:sz w:val="24"/>
       <w:szCs w:val="24"/>
@@ -1415,10 +1472,10 @@
     <w:uiPriority w:val="11"/>
     <w:rsid w:val="00FC693F"/>
     <w:rPr>
-      <w:rFonts w:asciiTheme="majorHAnsi" w:eastAsiaTheme="majorEastAsia" w:hAnsiTheme="majorHAnsi" w:cstheme="majorBidi"/>
+      <w:rFonts w:asciiTheme="majorHAnsi" w:eastAsiaTheme="majorEastAsia" w:hAnsiTheme="majorHAnsi" w:cstheme="majorBidi" w:ascii="Times New Roman" w:hAnsi="Times New Roman" w:eastAsia="Times New Roman" w:cs="Times New Roman"/>
       <w:i/>
       <w:iCs/>
-      <w:color w:val="4F81BD" w:themeColor="accent1"/>
+      <w:color w:val="000000"/>
       <w:spacing w:val="15"/>
       <w:sz w:val="24"/>
       <w:szCs w:val="24"/>
@@ -1434,6 +1491,11 @@
       <w:ind w:left="720"/>
       <w:contextualSpacing/>
     </w:pPr>
+    <w:rPr>
+      <w:rFonts w:ascii="Times New Roman" w:hAnsi="Times New Roman" w:eastAsia="Times New Roman" w:cs="Times New Roman"/>
+      <w:color w:val="000000"/>
+      <w:sz w:val="24"/>
+    </w:rPr>
   </w:style>
   <w:style w:type="paragraph" w:styleId="BodyText">
     <w:name w:val="Body Text"/>
@@ -1445,6 +1507,11 @@
     <w:pPr>
       <w:spacing w:after="120"/>
     </w:pPr>
+    <w:rPr>
+      <w:rFonts w:ascii="Times New Roman" w:hAnsi="Times New Roman" w:eastAsia="Times New Roman" w:cs="Times New Roman"/>
+      <w:color w:val="000000"/>
+      <w:sz w:val="24"/>
+    </w:rPr>
   </w:style>
   <w:style w:type="character" w:customStyle="1" w:styleId="BodyTextChar">
     <w:name w:val="Body Text Char"/>
@@ -1452,6 +1519,11 @@
     <w:link w:val="BodyText"/>
     <w:uiPriority w:val="99"/>
     <w:rsid w:val="00AA1D8D"/>
+    <w:rPr>
+      <w:rFonts w:ascii="Times New Roman" w:hAnsi="Times New Roman" w:eastAsia="Times New Roman" w:cs="Times New Roman"/>
+      <w:color w:val="000000"/>
+      <w:sz w:val="24"/>
+    </w:rPr>
   </w:style>
   <w:style w:type="paragraph" w:styleId="BodyText2">
     <w:name w:val="Body Text 2"/>
@@ -1463,6 +1535,11 @@
     <w:pPr>
       <w:spacing w:after="120" w:line="480" w:lineRule="auto"/>
     </w:pPr>
+    <w:rPr>
+      <w:rFonts w:ascii="Times New Roman" w:hAnsi="Times New Roman" w:eastAsia="Times New Roman" w:cs="Times New Roman"/>
+      <w:color w:val="000000"/>
+      <w:sz w:val="24"/>
+    </w:rPr>
   </w:style>
   <w:style w:type="character" w:customStyle="1" w:styleId="BodyText2Char">
     <w:name w:val="Body Text 2 Char"/>
@@ -1470,6 +1547,11 @@
     <w:link w:val="BodyText2"/>
     <w:uiPriority w:val="99"/>
     <w:rsid w:val="00AA1D8D"/>
+    <w:rPr>
+      <w:rFonts w:ascii="Times New Roman" w:hAnsi="Times New Roman" w:eastAsia="Times New Roman" w:cs="Times New Roman"/>
+      <w:color w:val="000000"/>
+      <w:sz w:val="24"/>
+    </w:rPr>
   </w:style>
   <w:style w:type="paragraph" w:styleId="BodyText3">
     <w:name w:val="Body Text 3"/>
@@ -1482,7 +1564,9 @@
       <w:spacing w:after="120"/>
     </w:pPr>
     <w:rPr>
-      <w:sz w:val="16"/>
+      <w:rFonts w:ascii="Times New Roman" w:hAnsi="Times New Roman" w:eastAsia="Times New Roman" w:cs="Times New Roman"/>
+      <w:color w:val="000000"/>
+      <w:sz w:val="24"/>
       <w:szCs w:val="16"/>
     </w:rPr>
   </w:style>
@@ -1493,7 +1577,9 @@
     <w:uiPriority w:val="99"/>
     <w:rsid w:val="00AA1D8D"/>
     <w:rPr>
-      <w:sz w:val="16"/>
+      <w:rFonts w:ascii="Times New Roman" w:hAnsi="Times New Roman" w:eastAsia="Times New Roman" w:cs="Times New Roman"/>
+      <w:color w:val="000000"/>
+      <w:sz w:val="24"/>
       <w:szCs w:val="16"/>
     </w:rPr>
   </w:style>
@@ -1507,6 +1593,11 @@
       <w:ind w:left="360" w:hanging="360"/>
       <w:contextualSpacing/>
     </w:pPr>
+    <w:rPr>
+      <w:rFonts w:ascii="Times New Roman" w:hAnsi="Times New Roman" w:eastAsia="Times New Roman" w:cs="Times New Roman"/>
+      <w:color w:val="000000"/>
+      <w:sz w:val="24"/>
+    </w:rPr>
   </w:style>
   <w:style w:type="paragraph" w:styleId="List2">
     <w:name w:val="List 2"/>
@@ -1518,6 +1609,11 @@
       <w:ind w:left="720" w:hanging="360"/>
       <w:contextualSpacing/>
     </w:pPr>
+    <w:rPr>
+      <w:rFonts w:ascii="Times New Roman" w:hAnsi="Times New Roman" w:eastAsia="Times New Roman" w:cs="Times New Roman"/>
+      <w:color w:val="000000"/>
+      <w:sz w:val="24"/>
+    </w:rPr>
   </w:style>
   <w:style w:type="paragraph" w:styleId="List3">
     <w:name w:val="List 3"/>
@@ -1529,6 +1625,11 @@
       <w:ind w:left="1080" w:hanging="360"/>
       <w:contextualSpacing/>
     </w:pPr>
+    <w:rPr>
+      <w:rFonts w:ascii="Times New Roman" w:hAnsi="Times New Roman" w:eastAsia="Times New Roman" w:cs="Times New Roman"/>
+      <w:color w:val="000000"/>
+      <w:sz w:val="24"/>
+    </w:rPr>
   </w:style>
   <w:style w:type="paragraph" w:styleId="ListBullet">
     <w:name w:val="List Bullet"/>
@@ -1542,6 +1643,11 @@
       </w:numPr>
       <w:contextualSpacing/>
     </w:pPr>
+    <w:rPr>
+      <w:rFonts w:ascii="Times New Roman" w:hAnsi="Times New Roman" w:eastAsia="Times New Roman" w:cs="Times New Roman"/>
+      <w:color w:val="000000"/>
+      <w:sz w:val="24"/>
+    </w:rPr>
   </w:style>
   <w:style w:type="paragraph" w:styleId="ListBullet2">
     <w:name w:val="List Bullet 2"/>
@@ -1555,6 +1661,11 @@
       </w:numPr>
       <w:contextualSpacing/>
     </w:pPr>
+    <w:rPr>
+      <w:rFonts w:ascii="Times New Roman" w:hAnsi="Times New Roman" w:eastAsia="Times New Roman" w:cs="Times New Roman"/>
+      <w:color w:val="000000"/>
+      <w:sz w:val="24"/>
+    </w:rPr>
   </w:style>
   <w:style w:type="paragraph" w:styleId="ListBullet3">
     <w:name w:val="List Bullet 3"/>
@@ -1568,6 +1679,11 @@
       </w:numPr>
       <w:contextualSpacing/>
     </w:pPr>
+    <w:rPr>
+      <w:rFonts w:ascii="Times New Roman" w:hAnsi="Times New Roman" w:eastAsia="Times New Roman" w:cs="Times New Roman"/>
+      <w:color w:val="000000"/>
+      <w:sz w:val="24"/>
+    </w:rPr>
   </w:style>
   <w:style w:type="paragraph" w:styleId="ListNumber">
     <w:name w:val="List Number"/>
@@ -1581,6 +1697,11 @@
       </w:numPr>
       <w:contextualSpacing/>
     </w:pPr>
+    <w:rPr>
+      <w:rFonts w:ascii="Times New Roman" w:hAnsi="Times New Roman" w:eastAsia="Times New Roman" w:cs="Times New Roman"/>
+      <w:color w:val="000000"/>
+      <w:sz w:val="24"/>
+    </w:rPr>
   </w:style>
   <w:style w:type="paragraph" w:styleId="ListNumber2">
     <w:name w:val="List Number 2"/>
@@ -1594,6 +1715,11 @@
       </w:numPr>
       <w:contextualSpacing/>
     </w:pPr>
+    <w:rPr>
+      <w:rFonts w:ascii="Times New Roman" w:hAnsi="Times New Roman" w:eastAsia="Times New Roman" w:cs="Times New Roman"/>
+      <w:color w:val="000000"/>
+      <w:sz w:val="24"/>
+    </w:rPr>
   </w:style>
   <w:style w:type="paragraph" w:styleId="ListNumber3">
     <w:name w:val="List Number 3"/>
@@ -1607,6 +1733,11 @@
       </w:numPr>
       <w:contextualSpacing/>
     </w:pPr>
+    <w:rPr>
+      <w:rFonts w:ascii="Times New Roman" w:hAnsi="Times New Roman" w:eastAsia="Times New Roman" w:cs="Times New Roman"/>
+      <w:color w:val="000000"/>
+      <w:sz w:val="24"/>
+    </w:rPr>
   </w:style>
   <w:style w:type="paragraph" w:styleId="ListContinue">
     <w:name w:val="List Continue"/>
@@ -1619,6 +1750,11 @@
       <w:ind w:left="360"/>
       <w:contextualSpacing/>
     </w:pPr>
+    <w:rPr>
+      <w:rFonts w:ascii="Times New Roman" w:hAnsi="Times New Roman" w:eastAsia="Times New Roman" w:cs="Times New Roman"/>
+      <w:color w:val="000000"/>
+      <w:sz w:val="24"/>
+    </w:rPr>
   </w:style>
   <w:style w:type="paragraph" w:styleId="ListContinue2">
     <w:name w:val="List Continue 2"/>
@@ -1631,6 +1767,11 @@
       <w:ind w:left="720"/>
       <w:contextualSpacing/>
     </w:pPr>
+    <w:rPr>
+      <w:rFonts w:ascii="Times New Roman" w:hAnsi="Times New Roman" w:eastAsia="Times New Roman" w:cs="Times New Roman"/>
+      <w:color w:val="000000"/>
+      <w:sz w:val="24"/>
+    </w:rPr>
   </w:style>
   <w:style w:type="paragraph" w:styleId="ListContinue3">
     <w:name w:val="List Continue 3"/>
@@ -1643,6 +1784,11 @@
       <w:ind w:left="1080"/>
       <w:contextualSpacing/>
     </w:pPr>
+    <w:rPr>
+      <w:rFonts w:ascii="Times New Roman" w:hAnsi="Times New Roman" w:eastAsia="Times New Roman" w:cs="Times New Roman"/>
+      <w:color w:val="000000"/>
+      <w:sz w:val="24"/>
+    </w:rPr>
   </w:style>
   <w:style w:type="paragraph" w:styleId="MacroText">
     <w:name w:val="macro"/>
@@ -1662,8 +1808,9 @@
       </w:tabs>
     </w:pPr>
     <w:rPr>
-      <w:rFonts w:ascii="Courier" w:hAnsi="Courier"/>
-      <w:sz w:val="20"/>
+      <w:rFonts w:ascii="Times New Roman" w:hAnsi="Times New Roman" w:eastAsia="Times New Roman" w:cs="Times New Roman"/>
+      <w:color w:val="000000"/>
+      <w:sz w:val="24"/>
       <w:szCs w:val="20"/>
     </w:rPr>
   </w:style>
@@ -1674,8 +1821,9 @@
     <w:uiPriority w:val="99"/>
     <w:rsid w:val="0029639D"/>
     <w:rPr>
-      <w:rFonts w:ascii="Courier" w:hAnsi="Courier"/>
-      <w:sz w:val="20"/>
+      <w:rFonts w:ascii="Times New Roman" w:hAnsi="Times New Roman" w:eastAsia="Times New Roman" w:cs="Times New Roman"/>
+      <w:color w:val="000000"/>
+      <w:sz w:val="24"/>
       <w:szCs w:val="20"/>
     </w:rPr>
   </w:style>
@@ -1688,9 +1836,11 @@
     <w:qFormat/>
     <w:rsid w:val="00FC693F"/>
     <w:rPr>
+      <w:rFonts w:ascii="Times New Roman" w:hAnsi="Times New Roman" w:eastAsia="Times New Roman" w:cs="Times New Roman"/>
       <w:i/>
       <w:iCs/>
-      <w:color w:val="000000" w:themeColor="text1"/>
+      <w:color w:val="000000"/>
+      <w:sz w:val="24"/>
     </w:rPr>
   </w:style>
   <w:style w:type="character" w:customStyle="1" w:styleId="QuoteChar">
@@ -1700,9 +1850,11 @@
     <w:uiPriority w:val="29"/>
     <w:rsid w:val="00FC693F"/>
     <w:rPr>
+      <w:rFonts w:ascii="Times New Roman" w:hAnsi="Times New Roman" w:eastAsia="Times New Roman" w:cs="Times New Roman"/>
       <w:i/>
       <w:iCs/>
-      <w:color w:val="000000" w:themeColor="text1"/>
+      <w:color w:val="000000"/>
+      <w:sz w:val="24"/>
     </w:rPr>
   </w:style>
   <w:style w:type="character" w:customStyle="1" w:styleId="Heading4Char">
@@ -1713,12 +1865,13 @@
     <w:semiHidden/>
     <w:rsid w:val="00FC693F"/>
     <w:rPr>
-      <w:rFonts w:asciiTheme="majorHAnsi" w:eastAsiaTheme="majorEastAsia" w:hAnsiTheme="majorHAnsi" w:cstheme="majorBidi"/>
+      <w:rFonts w:asciiTheme="majorHAnsi" w:eastAsiaTheme="majorEastAsia" w:hAnsiTheme="majorHAnsi" w:cstheme="majorBidi" w:ascii="Times New Roman" w:hAnsi="Times New Roman" w:eastAsia="Times New Roman" w:cs="Times New Roman"/>
       <w:b/>
       <w:bCs/>
       <w:i/>
       <w:iCs/>
-      <w:color w:val="4F81BD" w:themeColor="accent1"/>
+      <w:color w:val="000000"/>
+      <w:sz w:val="24"/>
     </w:rPr>
   </w:style>
   <w:style w:type="character" w:customStyle="1" w:styleId="Heading5Char">
@@ -1729,8 +1882,9 @@
     <w:semiHidden/>
     <w:rsid w:val="00FC693F"/>
     <w:rPr>
-      <w:rFonts w:asciiTheme="majorHAnsi" w:eastAsiaTheme="majorEastAsia" w:hAnsiTheme="majorHAnsi" w:cstheme="majorBidi"/>
-      <w:color w:val="243F60" w:themeColor="accent1" w:themeShade="7F"/>
+      <w:rFonts w:asciiTheme="majorHAnsi" w:eastAsiaTheme="majorEastAsia" w:hAnsiTheme="majorHAnsi" w:cstheme="majorBidi" w:ascii="Times New Roman" w:hAnsi="Times New Roman" w:eastAsia="Times New Roman" w:cs="Times New Roman"/>
+      <w:color w:val="000000"/>
+      <w:sz w:val="24"/>
     </w:rPr>
   </w:style>
   <w:style w:type="character" w:customStyle="1" w:styleId="Heading6Char">
@@ -1741,10 +1895,11 @@
     <w:semiHidden/>
     <w:rsid w:val="00FC693F"/>
     <w:rPr>
-      <w:rFonts w:asciiTheme="majorHAnsi" w:eastAsiaTheme="majorEastAsia" w:hAnsiTheme="majorHAnsi" w:cstheme="majorBidi"/>
+      <w:rFonts w:asciiTheme="majorHAnsi" w:eastAsiaTheme="majorEastAsia" w:hAnsiTheme="majorHAnsi" w:cstheme="majorBidi" w:ascii="Times New Roman" w:hAnsi="Times New Roman" w:eastAsia="Times New Roman" w:cs="Times New Roman"/>
       <w:i/>
       <w:iCs/>
-      <w:color w:val="243F60" w:themeColor="accent1" w:themeShade="7F"/>
+      <w:color w:val="000000"/>
+      <w:sz w:val="24"/>
     </w:rPr>
   </w:style>
   <w:style w:type="character" w:customStyle="1" w:styleId="Heading7Char">
@@ -1755,10 +1910,11 @@
     <w:semiHidden/>
     <w:rsid w:val="00FC693F"/>
     <w:rPr>
-      <w:rFonts w:asciiTheme="majorHAnsi" w:eastAsiaTheme="majorEastAsia" w:hAnsiTheme="majorHAnsi" w:cstheme="majorBidi"/>
+      <w:rFonts w:asciiTheme="majorHAnsi" w:eastAsiaTheme="majorEastAsia" w:hAnsiTheme="majorHAnsi" w:cstheme="majorBidi" w:ascii="Times New Roman" w:hAnsi="Times New Roman" w:eastAsia="Times New Roman" w:cs="Times New Roman"/>
       <w:i/>
       <w:iCs/>
-      <w:color w:val="404040" w:themeColor="text1" w:themeTint="BF"/>
+      <w:color w:val="000000"/>
+      <w:sz w:val="24"/>
     </w:rPr>
   </w:style>
   <w:style w:type="character" w:customStyle="1" w:styleId="Heading8Char">
@@ -1769,9 +1925,9 @@
     <w:semiHidden/>
     <w:rsid w:val="00FC693F"/>
     <w:rPr>
-      <w:rFonts w:asciiTheme="majorHAnsi" w:eastAsiaTheme="majorEastAsia" w:hAnsiTheme="majorHAnsi" w:cstheme="majorBidi"/>
-      <w:color w:val="4F81BD" w:themeColor="accent1"/>
-      <w:sz w:val="20"/>
+      <w:rFonts w:asciiTheme="majorHAnsi" w:eastAsiaTheme="majorEastAsia" w:hAnsiTheme="majorHAnsi" w:cstheme="majorBidi" w:ascii="Times New Roman" w:hAnsi="Times New Roman" w:eastAsia="Times New Roman" w:cs="Times New Roman"/>
+      <w:color w:val="000000"/>
+      <w:sz w:val="24"/>
       <w:szCs w:val="20"/>
     </w:rPr>
   </w:style>
@@ -1783,11 +1939,11 @@
     <w:semiHidden/>
     <w:rsid w:val="00FC693F"/>
     <w:rPr>
-      <w:rFonts w:asciiTheme="majorHAnsi" w:eastAsiaTheme="majorEastAsia" w:hAnsiTheme="majorHAnsi" w:cstheme="majorBidi"/>
+      <w:rFonts w:asciiTheme="majorHAnsi" w:eastAsiaTheme="majorEastAsia" w:hAnsiTheme="majorHAnsi" w:cstheme="majorBidi" w:ascii="Times New Roman" w:hAnsi="Times New Roman" w:eastAsia="Times New Roman" w:cs="Times New Roman"/>
       <w:i/>
       <w:iCs/>
-      <w:color w:val="404040" w:themeColor="text1" w:themeTint="BF"/>
-      <w:sz w:val="20"/>
+      <w:color w:val="000000"/>
+      <w:sz w:val="24"/>
       <w:szCs w:val="20"/>
     </w:rPr>
   </w:style>
@@ -1804,10 +1960,11 @@
       <w:spacing w:line="240" w:lineRule="auto"/>
     </w:pPr>
     <w:rPr>
+      <w:rFonts w:ascii="Times New Roman" w:hAnsi="Times New Roman" w:eastAsia="Times New Roman" w:cs="Times New Roman"/>
       <w:b/>
       <w:bCs/>
-      <w:color w:val="4F81BD" w:themeColor="accent1"/>
-      <w:sz w:val="18"/>
+      <w:color w:val="000000"/>
+      <w:sz w:val="24"/>
       <w:szCs w:val="18"/>
     </w:rPr>
   </w:style>
@@ -1818,8 +1975,11 @@
     <w:qFormat/>
     <w:rsid w:val="00FC693F"/>
     <w:rPr>
+      <w:rFonts w:ascii="Times New Roman" w:hAnsi="Times New Roman" w:eastAsia="Times New Roman" w:cs="Times New Roman"/>
       <w:b/>
       <w:bCs/>
+      <w:color w:val="000000"/>
+      <w:sz w:val="24"/>
     </w:rPr>
   </w:style>
   <w:style w:type="character" w:styleId="Emphasis">
@@ -1829,8 +1989,11 @@
     <w:qFormat/>
     <w:rsid w:val="00FC693F"/>
     <w:rPr>
+      <w:rFonts w:ascii="Times New Roman" w:hAnsi="Times New Roman" w:eastAsia="Times New Roman" w:cs="Times New Roman"/>
       <w:i/>
       <w:iCs/>
+      <w:color w:val="000000"/>
+      <w:sz w:val="24"/>
     </w:rPr>
   </w:style>
   <w:style w:type="paragraph" w:styleId="IntenseQuote">
@@ -1849,11 +2012,13 @@
       <w:ind w:left="936" w:right="936"/>
     </w:pPr>
     <w:rPr>
+      <w:rFonts w:ascii="Times New Roman" w:hAnsi="Times New Roman" w:eastAsia="Times New Roman" w:cs="Times New Roman"/>
       <w:b/>
       <w:bCs/>
       <w:i/>
       <w:iCs/>
-      <w:color w:val="4F81BD" w:themeColor="accent1"/>
+      <w:color w:val="000000"/>
+      <w:sz w:val="24"/>
     </w:rPr>
   </w:style>
   <w:style w:type="character" w:customStyle="1" w:styleId="IntenseQuoteChar">
@@ -1863,11 +2028,13 @@
     <w:uiPriority w:val="30"/>
     <w:rsid w:val="00FC693F"/>
     <w:rPr>
+      <w:rFonts w:ascii="Times New Roman" w:hAnsi="Times New Roman" w:eastAsia="Times New Roman" w:cs="Times New Roman"/>
       <w:b/>
       <w:bCs/>
       <w:i/>
       <w:iCs/>
-      <w:color w:val="4F81BD" w:themeColor="accent1"/>
+      <w:color w:val="000000"/>
+      <w:sz w:val="24"/>
     </w:rPr>
   </w:style>
   <w:style w:type="character" w:styleId="SubtleEmphasis">
@@ -1877,9 +2044,11 @@
     <w:qFormat/>
     <w:rsid w:val="00FC693F"/>
     <w:rPr>
+      <w:rFonts w:ascii="Times New Roman" w:hAnsi="Times New Roman" w:eastAsia="Times New Roman" w:cs="Times New Roman"/>
       <w:i/>
       <w:iCs/>
-      <w:color w:val="808080" w:themeColor="text1" w:themeTint="7F"/>
+      <w:color w:val="000000"/>
+      <w:sz w:val="24"/>
     </w:rPr>
   </w:style>
   <w:style w:type="character" w:styleId="IntenseEmphasis">
@@ -1889,11 +2058,13 @@
     <w:qFormat/>
     <w:rsid w:val="00FC693F"/>
     <w:rPr>
+      <w:rFonts w:ascii="Times New Roman" w:hAnsi="Times New Roman" w:eastAsia="Times New Roman" w:cs="Times New Roman"/>
       <w:b/>
       <w:bCs/>
       <w:i/>
       <w:iCs/>
-      <w:color w:val="4F81BD" w:themeColor="accent1"/>
+      <w:color w:val="000000"/>
+      <w:sz w:val="24"/>
     </w:rPr>
   </w:style>
   <w:style w:type="character" w:styleId="SubtleReference">
@@ -1903,8 +2074,10 @@
     <w:qFormat/>
     <w:rsid w:val="00FC693F"/>
     <w:rPr>
+      <w:rFonts w:ascii="Times New Roman" w:hAnsi="Times New Roman" w:eastAsia="Times New Roman" w:cs="Times New Roman"/>
       <w:smallCaps/>
-      <w:color w:val="C0504D" w:themeColor="accent2"/>
+      <w:color w:val="000000"/>
+      <w:sz w:val="24"/>
       <w:u w:val="single"/>
     </w:rPr>
   </w:style>
@@ -1915,11 +2088,13 @@
     <w:qFormat/>
     <w:rsid w:val="00FC693F"/>
     <w:rPr>
+      <w:rFonts w:ascii="Times New Roman" w:hAnsi="Times New Roman" w:eastAsia="Times New Roman" w:cs="Times New Roman"/>
       <w:b/>
       <w:bCs/>
       <w:smallCaps/>
-      <w:color w:val="C0504D" w:themeColor="accent2"/>
+      <w:color w:val="000000"/>
       <w:spacing w:val="5"/>
+      <w:sz w:val="24"/>
       <w:u w:val="single"/>
     </w:rPr>
   </w:style>
@@ -1930,10 +2105,13 @@
     <w:qFormat/>
     <w:rsid w:val="00FC693F"/>
     <w:rPr>
+      <w:rFonts w:ascii="Times New Roman" w:hAnsi="Times New Roman" w:eastAsia="Times New Roman" w:cs="Times New Roman"/>
       <w:b/>
       <w:bCs/>
       <w:smallCaps/>
+      <w:color w:val="000000"/>
       <w:spacing w:val="5"/>
+      <w:sz w:val="24"/>
     </w:rPr>
   </w:style>
   <w:style w:type="paragraph" w:styleId="TOCHeading">
@@ -1948,6 +2126,11 @@
     <w:pPr>
       <w:outlineLvl w:val="9"/>
     </w:pPr>
+    <w:rPr>
+      <w:rFonts w:ascii="Times New Roman" w:hAnsi="Times New Roman" w:eastAsia="Times New Roman" w:cs="Times New Roman"/>
+      <w:color w:val="000000"/>
+      <w:sz w:val="24"/>
+    </w:rPr>
   </w:style>
   <w:style w:type="table" w:styleId="TableGrid">
     <w:name w:val="Table Grid"/>
